--- a/Files/04 - Bamidbar/05 - Korach/5784/Korach 5784.docx
+++ b/Files/04 - Bamidbar/05 - Korach/5784/Korach 5784.docx
@@ -601,7 +601,7 @@
         <w:rPr>
           <w:rFonts w:ascii="Times New Roman" w:hAnsi="Times New Roman" w:cs="Times New Roman"/>
         </w:rPr>
-        <w:t>e do know that</w:t>
+        <w:t xml:space="preserve">e do know that </w:t>
       </w:r>
       <w:r>
         <w:rPr>
@@ -2454,7 +2454,7 @@
         <w:rPr>
           <w:rFonts w:ascii="Times New Roman" w:hAnsi="Times New Roman" w:cs="Times New Roman"/>
         </w:rPr>
-        <w:t xml:space="preserve"> from the sefer</w:t>
+        <w:t xml:space="preserve"> from the sefer </w:t>
       </w:r>
       <w:r>
         <w:rPr>
